--- a/вкр/Всякая хуйня(бумажки)/Бланк Календарный план ВКР 2025.docx
+++ b/вкр/Всякая хуйня(бумажки)/Бланк Календарный план ВКР 2025.docx
@@ -1,6 +1,6 @@
 
 <file path=word/document.xml><?xml version="1.0" encoding="utf-8"?>
-<w:document xmlns:wpc="http://schemas.microsoft.com/office/word/2010/wordprocessingCanvas" xmlns:cx="http://schemas.microsoft.com/office/drawing/2014/chartex" xmlns:cx1="http://schemas.microsoft.com/office/drawing/2015/9/8/chartex" xmlns:cx2="http://schemas.microsoft.com/office/drawing/2015/10/21/chartex" xmlns:cx3="http://schemas.microsoft.com/office/drawing/2016/5/9/chartex" xmlns:cx4="http://schemas.microsoft.com/office/drawing/2016/5/10/chartex" xmlns:cx5="http://schemas.microsoft.com/office/drawing/2016/5/11/chartex" xmlns:cx6="http://schemas.microsoft.com/office/drawing/2016/5/12/chartex" xmlns:cx7="http://schemas.microsoft.com/office/drawing/2016/5/13/chartex" xmlns:cx8="http://schemas.microsoft.com/office/drawing/2016/5/14/chartex" xmlns:mc="http://schemas.openxmlformats.org/markup-compatibility/2006" xmlns:aink="http://schemas.microsoft.com/office/drawing/2016/ink" xmlns:am3d="http://schemas.microsoft.com/office/drawing/2017/model3d" xmlns:o="urn:schemas-microsoft-com:office:office" xmlns:r="http://schemas.openxmlformats.org/officeDocument/2006/relationships" xmlns:m="http://schemas.openxmlformats.org/officeDocument/2006/math" xmlns:v="urn:schemas-microsoft-com:vml" xmlns:wp14="http://schemas.microsoft.com/office/word/2010/wordprocessingDrawing" xmlns:wp="http://schemas.openxmlformats.org/drawingml/2006/wordprocessingDrawing" xmlns:w10="urn:schemas-microsoft-com:office:word" xmlns:w="http://schemas.openxmlformats.org/wordprocessingml/2006/main" xmlns:w14="http://schemas.microsoft.com/office/word/2010/wordml" xmlns:w15="http://schemas.microsoft.com/office/word/2012/wordml" xmlns:w16cex="http://schemas.microsoft.com/office/word/2018/wordml/cex" xmlns:w16cid="http://schemas.microsoft.com/office/word/2016/wordml/cid" xmlns:w16="http://schemas.microsoft.com/office/word/2018/wordml" xmlns:w16sdtdh="http://schemas.microsoft.com/office/word/2020/wordml/sdtdatahash" xmlns:w16se="http://schemas.microsoft.com/office/word/2015/wordml/symex" xmlns:wpg="http://schemas.microsoft.com/office/word/2010/wordprocessingGroup" xmlns:wpi="http://schemas.microsoft.com/office/word/2010/wordprocessingInk" xmlns:wne="http://schemas.microsoft.com/office/word/2006/wordml" xmlns:wps="http://schemas.microsoft.com/office/word/2010/wordprocessingShape" mc:Ignorable="w14 w15 w16se w16cid w16 w16cex w16sdtdh wp14">
+<w:document xmlns:wpc="http://schemas.microsoft.com/office/word/2010/wordprocessingCanvas" xmlns:cx="http://schemas.microsoft.com/office/drawing/2014/chartex" xmlns:cx1="http://schemas.microsoft.com/office/drawing/2015/9/8/chartex" xmlns:cx2="http://schemas.microsoft.com/office/drawing/2015/10/21/chartex" xmlns:cx3="http://schemas.microsoft.com/office/drawing/2016/5/9/chartex" xmlns:cx4="http://schemas.microsoft.com/office/drawing/2016/5/10/chartex" xmlns:cx5="http://schemas.microsoft.com/office/drawing/2016/5/11/chartex" xmlns:cx6="http://schemas.microsoft.com/office/drawing/2016/5/12/chartex" xmlns:cx7="http://schemas.microsoft.com/office/drawing/2016/5/13/chartex" xmlns:cx8="http://schemas.microsoft.com/office/drawing/2016/5/14/chartex" xmlns:mc="http://schemas.openxmlformats.org/markup-compatibility/2006" xmlns:aink="http://schemas.microsoft.com/office/drawing/2016/ink" xmlns:am3d="http://schemas.microsoft.com/office/drawing/2017/model3d" xmlns:o="urn:schemas-microsoft-com:office:office" xmlns:oel="http://schemas.microsoft.com/office/2019/extlst" xmlns:r="http://schemas.openxmlformats.org/officeDocument/2006/relationships" xmlns:m="http://schemas.openxmlformats.org/officeDocument/2006/math" xmlns:v="urn:schemas-microsoft-com:vml" xmlns:wp14="http://schemas.microsoft.com/office/word/2010/wordprocessingDrawing" xmlns:wp="http://schemas.openxmlformats.org/drawingml/2006/wordprocessingDrawing" xmlns:w10="urn:schemas-microsoft-com:office:word" xmlns:w="http://schemas.openxmlformats.org/wordprocessingml/2006/main" xmlns:w14="http://schemas.microsoft.com/office/word/2010/wordml" xmlns:w15="http://schemas.microsoft.com/office/word/2012/wordml" xmlns:w16cex="http://schemas.microsoft.com/office/word/2018/wordml/cex" xmlns:w16cid="http://schemas.microsoft.com/office/word/2016/wordml/cid" xmlns:w16="http://schemas.microsoft.com/office/word/2018/wordml" xmlns:w16du="http://schemas.microsoft.com/office/word/2023/wordml/word16du" xmlns:w16sdtdh="http://schemas.microsoft.com/office/word/2020/wordml/sdtdatahash" xmlns:w16sdtfl="http://schemas.microsoft.com/office/word/2024/wordml/sdtformatlock" xmlns:w16se="http://schemas.microsoft.com/office/word/2015/wordml/symex" xmlns:wpg="http://schemas.microsoft.com/office/word/2010/wordprocessingGroup" xmlns:wpi="http://schemas.microsoft.com/office/word/2010/wordprocessingInk" xmlns:wne="http://schemas.microsoft.com/office/word/2006/wordml" xmlns:wps="http://schemas.microsoft.com/office/word/2010/wordprocessingShape" mc:Ignorable="w14 w15 w16se w16cid w16 w16cex w16sdtdh w16sdtfl w16du wp14">
   <w:body>
     <w:tbl>
       <w:tblPr>
@@ -238,7 +238,6 @@
             </w:placeholder>
             <w:text/>
           </w:sdtPr>
-          <w:sdtEndPr/>
           <w:sdtContent>
             <w:tc>
               <w:tcPr>
@@ -422,7 +421,6 @@
             </w:placeholder>
             <w:text/>
           </w:sdtPr>
-          <w:sdtEndPr/>
           <w:sdtContent>
             <w:tc>
               <w:tcPr>
@@ -757,6 +755,14 @@
                 <w:lang w:val="ru-RU"/>
               </w:rPr>
             </w:pPr>
+            <w:r>
+              <w:rPr>
+                <w:sz w:val="24"/>
+                <w:szCs w:val="24"/>
+                <w:lang w:val="ru-RU"/>
+              </w:rPr>
+              <w:t>Миронова Егора Максимовича</w:t>
+            </w:r>
           </w:p>
         </w:tc>
       </w:tr>
@@ -852,6 +858,14 @@
                 <w:lang w:val="ru-RU"/>
               </w:rPr>
             </w:pPr>
+            <w:r>
+              <w:rPr>
+                <w:sz w:val="24"/>
+                <w:szCs w:val="24"/>
+                <w:lang w:val="ru-RU"/>
+              </w:rPr>
+              <w:t>Разработка системы предиктивного обслуживания узлов</w:t>
+            </w:r>
           </w:p>
         </w:tc>
       </w:tr>
@@ -874,6 +888,72 @@
                 <w:lang w:val="ru-RU"/>
               </w:rPr>
             </w:pPr>
+            <w:r>
+              <w:rPr>
+                <w:sz w:val="24"/>
+                <w:szCs w:val="24"/>
+                <w:lang w:val="ru-RU"/>
+              </w:rPr>
+              <w:t>робота-</w:t>
+            </w:r>
+            <w:proofErr w:type="spellStart"/>
+            <w:r>
+              <w:rPr>
+                <w:sz w:val="24"/>
+                <w:szCs w:val="24"/>
+                <w:lang w:val="ru-RU"/>
+              </w:rPr>
+              <w:t>паллетизатора</w:t>
+            </w:r>
+            <w:proofErr w:type="spellEnd"/>
+            <w:r>
+              <w:rPr>
+                <w:sz w:val="24"/>
+                <w:szCs w:val="24"/>
+                <w:lang w:val="ru-RU"/>
+              </w:rPr>
+              <w:t xml:space="preserve"> на участке розлива продукции ООО </w:t>
+            </w:r>
+            <w:r>
+              <w:rPr>
+                <w:sz w:val="24"/>
+                <w:szCs w:val="24"/>
+                <w:lang w:val="ru-RU"/>
+              </w:rPr>
+              <w:t>“</w:t>
+            </w:r>
+            <w:r>
+              <w:rPr>
+                <w:sz w:val="24"/>
+                <w:szCs w:val="24"/>
+                <w:lang w:val="ru-RU"/>
+              </w:rPr>
+              <w:t xml:space="preserve">Компания </w:t>
+            </w:r>
+            <w:r>
+              <w:rPr>
+                <w:sz w:val="24"/>
+                <w:szCs w:val="24"/>
+                <w:lang w:val="ru-RU"/>
+              </w:rPr>
+              <w:t>“</w:t>
+            </w:r>
+            <w:r>
+              <w:rPr>
+                <w:sz w:val="24"/>
+                <w:szCs w:val="24"/>
+                <w:lang w:val="ru-RU"/>
+              </w:rPr>
+              <w:t>Здоровая жизнь</w:t>
+            </w:r>
+            <w:r>
+              <w:rPr>
+                <w:sz w:val="24"/>
+                <w:szCs w:val="24"/>
+                <w:lang w:val="ru-RU"/>
+              </w:rPr>
+              <w:t>”</w:t>
+            </w:r>
           </w:p>
         </w:tc>
       </w:tr>
@@ -1363,7 +1443,15 @@
                 <w:sz w:val="22"/>
                 <w:szCs w:val="22"/>
               </w:rPr>
-              <w:t>07.02.2025</w:t>
+              <w:t>07.02.202</w:t>
+            </w:r>
+            <w:r>
+              <w:rPr>
+                <w:iCs/>
+                <w:sz w:val="22"/>
+                <w:szCs w:val="22"/>
+              </w:rPr>
+              <w:t>6</w:t>
             </w:r>
           </w:p>
         </w:tc>
@@ -2185,7 +2273,14 @@
                 <w:iCs/>
                 <w:lang w:val="ru-RU"/>
               </w:rPr>
-              <w:t>07.04.2025</w:t>
+              <w:t>07.04.202</w:t>
+            </w:r>
+            <w:r>
+              <w:rPr>
+                <w:iCs/>
+                <w:lang w:val="ru-RU"/>
+              </w:rPr>
+              <w:t>6</w:t>
             </w:r>
           </w:p>
         </w:tc>
@@ -2355,7 +2450,14 @@
                 <w:iCs/>
                 <w:lang w:val="ru-RU"/>
               </w:rPr>
-              <w:t>28.04.2025</w:t>
+              <w:t>28.04.202</w:t>
+            </w:r>
+            <w:r>
+              <w:rPr>
+                <w:iCs/>
+                <w:lang w:val="ru-RU"/>
+              </w:rPr>
+              <w:t>6</w:t>
             </w:r>
           </w:p>
         </w:tc>
@@ -2522,7 +2624,14 @@
                 <w:iCs/>
                 <w:lang w:val="ru-RU"/>
               </w:rPr>
-              <w:t>05.05.2025</w:t>
+              <w:t>05.05.202</w:t>
+            </w:r>
+            <w:r>
+              <w:rPr>
+                <w:iCs/>
+                <w:lang w:val="ru-RU"/>
+              </w:rPr>
+              <w:t>6</w:t>
             </w:r>
           </w:p>
         </w:tc>
@@ -2658,7 +2767,6 @@
                 <w:szCs w:val="22"/>
               </w:rPr>
             </w:pPr>
-            <w:proofErr w:type="spellStart"/>
             <w:r>
               <w:rPr>
                 <w:sz w:val="22"/>
@@ -2666,7 +2774,6 @@
               </w:rPr>
               <w:t>Нормоконтроль</w:t>
             </w:r>
-            <w:proofErr w:type="spellEnd"/>
           </w:p>
         </w:tc>
         <w:tc>
@@ -2694,7 +2801,14 @@
                 <w:iCs/>
                 <w:lang w:val="ru-RU"/>
               </w:rPr>
-              <w:t>02.06.2025</w:t>
+              <w:t>02.06.202</w:t>
+            </w:r>
+            <w:r>
+              <w:rPr>
+                <w:iCs/>
+                <w:lang w:val="ru-RU"/>
+              </w:rPr>
+              <w:t>6</w:t>
             </w:r>
           </w:p>
         </w:tc>
@@ -3043,7 +3157,21 @@
                 <w:iCs/>
                 <w:lang w:val="ru-RU"/>
               </w:rPr>
-              <w:t>16.06.2025</w:t>
+              <w:t>22</w:t>
+            </w:r>
+            <w:r>
+              <w:rPr>
+                <w:iCs/>
+                <w:lang w:val="ru-RU"/>
+              </w:rPr>
+              <w:t>.06.202</w:t>
+            </w:r>
+            <w:r>
+              <w:rPr>
+                <w:iCs/>
+                <w:lang w:val="ru-RU"/>
+              </w:rPr>
+              <w:t>6</w:t>
             </w:r>
           </w:p>
         </w:tc>
@@ -3174,7 +3302,6 @@
             </w:placeholder>
             <w:text/>
           </w:sdtPr>
-          <w:sdtEndPr/>
           <w:sdtContent>
             <w:tc>
               <w:tcPr>
@@ -3275,6 +3402,26 @@
                 <w:lang w:val="ru-RU"/>
               </w:rPr>
             </w:pPr>
+            <w:r>
+              <w:rPr>
+                <w:bCs/>
+                <w:sz w:val="24"/>
+                <w:szCs w:val="24"/>
+                <w:lang w:val="ru-RU"/>
+              </w:rPr>
+              <w:t xml:space="preserve">Сащенко </w:t>
+            </w:r>
+            <w:proofErr w:type="gramStart"/>
+            <w:r>
+              <w:rPr>
+                <w:bCs/>
+                <w:sz w:val="24"/>
+                <w:szCs w:val="24"/>
+                <w:lang w:val="ru-RU"/>
+              </w:rPr>
+              <w:t>Д.В.</w:t>
+            </w:r>
+            <w:proofErr w:type="gramEnd"/>
           </w:p>
         </w:tc>
         <w:tc>
@@ -3496,7 +3643,6 @@
             </w:placeholder>
             <w:text/>
           </w:sdtPr>
-          <w:sdtEndPr/>
           <w:sdtContent>
             <w:tc>
               <w:tcPr>
@@ -3597,6 +3743,26 @@
                 <w:lang w:val="ru-RU"/>
               </w:rPr>
             </w:pPr>
+            <w:r>
+              <w:rPr>
+                <w:bCs/>
+                <w:sz w:val="24"/>
+                <w:szCs w:val="24"/>
+                <w:lang w:val="ru-RU"/>
+              </w:rPr>
+              <w:t xml:space="preserve">Миронов </w:t>
+            </w:r>
+            <w:proofErr w:type="gramStart"/>
+            <w:r>
+              <w:rPr>
+                <w:bCs/>
+                <w:sz w:val="24"/>
+                <w:szCs w:val="24"/>
+                <w:lang w:val="ru-RU"/>
+              </w:rPr>
+              <w:t>Е.М.</w:t>
+            </w:r>
+            <w:proofErr w:type="gramEnd"/>
           </w:p>
         </w:tc>
         <w:tc>
@@ -3827,7 +3993,7 @@
 </file>
 
 <file path=word/endnotes.xml><?xml version="1.0" encoding="utf-8"?>
-<w:endnotes xmlns:wpc="http://schemas.microsoft.com/office/word/2010/wordprocessingCanvas" xmlns:cx="http://schemas.microsoft.com/office/drawing/2014/chartex" xmlns:cx1="http://schemas.microsoft.com/office/drawing/2015/9/8/chartex" xmlns:cx2="http://schemas.microsoft.com/office/drawing/2015/10/21/chartex" xmlns:cx3="http://schemas.microsoft.com/office/drawing/2016/5/9/chartex" xmlns:cx4="http://schemas.microsoft.com/office/drawing/2016/5/10/chartex" xmlns:cx5="http://schemas.microsoft.com/office/drawing/2016/5/11/chartex" xmlns:cx6="http://schemas.microsoft.com/office/drawing/2016/5/12/chartex" xmlns:cx7="http://schemas.microsoft.com/office/drawing/2016/5/13/chartex" xmlns:cx8="http://schemas.microsoft.com/office/drawing/2016/5/14/chartex" xmlns:mc="http://schemas.openxmlformats.org/markup-compatibility/2006" xmlns:aink="http://schemas.microsoft.com/office/drawing/2016/ink" xmlns:am3d="http://schemas.microsoft.com/office/drawing/2017/model3d" xmlns:o="urn:schemas-microsoft-com:office:office" xmlns:r="http://schemas.openxmlformats.org/officeDocument/2006/relationships" xmlns:m="http://schemas.openxmlformats.org/officeDocument/2006/math" xmlns:v="urn:schemas-microsoft-com:vml" xmlns:wp14="http://schemas.microsoft.com/office/word/2010/wordprocessingDrawing" xmlns:wp="http://schemas.openxmlformats.org/drawingml/2006/wordprocessingDrawing" xmlns:w10="urn:schemas-microsoft-com:office:word" xmlns:w="http://schemas.openxmlformats.org/wordprocessingml/2006/main" xmlns:w14="http://schemas.microsoft.com/office/word/2010/wordml" xmlns:w15="http://schemas.microsoft.com/office/word/2012/wordml" xmlns:w16cex="http://schemas.microsoft.com/office/word/2018/wordml/cex" xmlns:w16cid="http://schemas.microsoft.com/office/word/2016/wordml/cid" xmlns:w16="http://schemas.microsoft.com/office/word/2018/wordml" xmlns:w16sdtdh="http://schemas.microsoft.com/office/word/2020/wordml/sdtdatahash" xmlns:w16se="http://schemas.microsoft.com/office/word/2015/wordml/symex" xmlns:wpg="http://schemas.microsoft.com/office/word/2010/wordprocessingGroup" xmlns:wpi="http://schemas.microsoft.com/office/word/2010/wordprocessingInk" xmlns:wne="http://schemas.microsoft.com/office/word/2006/wordml" xmlns:wps="http://schemas.microsoft.com/office/word/2010/wordprocessingShape" mc:Ignorable="w14 w15 w16se w16cid w16 w16cex w16sdtdh wp14">
+<w:endnotes xmlns:wpc="http://schemas.microsoft.com/office/word/2010/wordprocessingCanvas" xmlns:cx="http://schemas.microsoft.com/office/drawing/2014/chartex" xmlns:cx1="http://schemas.microsoft.com/office/drawing/2015/9/8/chartex" xmlns:cx2="http://schemas.microsoft.com/office/drawing/2015/10/21/chartex" xmlns:cx3="http://schemas.microsoft.com/office/drawing/2016/5/9/chartex" xmlns:cx4="http://schemas.microsoft.com/office/drawing/2016/5/10/chartex" xmlns:cx5="http://schemas.microsoft.com/office/drawing/2016/5/11/chartex" xmlns:cx6="http://schemas.microsoft.com/office/drawing/2016/5/12/chartex" xmlns:cx7="http://schemas.microsoft.com/office/drawing/2016/5/13/chartex" xmlns:cx8="http://schemas.microsoft.com/office/drawing/2016/5/14/chartex" xmlns:mc="http://schemas.openxmlformats.org/markup-compatibility/2006" xmlns:aink="http://schemas.microsoft.com/office/drawing/2016/ink" xmlns:am3d="http://schemas.microsoft.com/office/drawing/2017/model3d" xmlns:o="urn:schemas-microsoft-com:office:office" xmlns:oel="http://schemas.microsoft.com/office/2019/extlst" xmlns:r="http://schemas.openxmlformats.org/officeDocument/2006/relationships" xmlns:m="http://schemas.openxmlformats.org/officeDocument/2006/math" xmlns:v="urn:schemas-microsoft-com:vml" xmlns:wp14="http://schemas.microsoft.com/office/word/2010/wordprocessingDrawing" xmlns:wp="http://schemas.openxmlformats.org/drawingml/2006/wordprocessingDrawing" xmlns:w10="urn:schemas-microsoft-com:office:word" xmlns:w="http://schemas.openxmlformats.org/wordprocessingml/2006/main" xmlns:w14="http://schemas.microsoft.com/office/word/2010/wordml" xmlns:w15="http://schemas.microsoft.com/office/word/2012/wordml" xmlns:w16cex="http://schemas.microsoft.com/office/word/2018/wordml/cex" xmlns:w16cid="http://schemas.microsoft.com/office/word/2016/wordml/cid" xmlns:w16="http://schemas.microsoft.com/office/word/2018/wordml" xmlns:w16du="http://schemas.microsoft.com/office/word/2023/wordml/word16du" xmlns:w16sdtdh="http://schemas.microsoft.com/office/word/2020/wordml/sdtdatahash" xmlns:w16sdtfl="http://schemas.microsoft.com/office/word/2024/wordml/sdtformatlock" xmlns:w16se="http://schemas.microsoft.com/office/word/2015/wordml/symex" xmlns:wpg="http://schemas.microsoft.com/office/word/2010/wordprocessingGroup" xmlns:wpi="http://schemas.microsoft.com/office/word/2010/wordprocessingInk" xmlns:wne="http://schemas.microsoft.com/office/word/2006/wordml" xmlns:wps="http://schemas.microsoft.com/office/word/2010/wordprocessingShape" mc:Ignorable="w14 w15 w16se w16cid w16 w16cex w16sdtdh w16sdtfl w16du wp14">
   <w:endnote w:type="separator" w:id="-1">
     <w:p>
       <w:r>
@@ -3846,7 +4012,7 @@
 </file>
 
 <file path=word/footnotes.xml><?xml version="1.0" encoding="utf-8"?>
-<w:footnotes xmlns:wpc="http://schemas.microsoft.com/office/word/2010/wordprocessingCanvas" xmlns:cx="http://schemas.microsoft.com/office/drawing/2014/chartex" xmlns:cx1="http://schemas.microsoft.com/office/drawing/2015/9/8/chartex" xmlns:cx2="http://schemas.microsoft.com/office/drawing/2015/10/21/chartex" xmlns:cx3="http://schemas.microsoft.com/office/drawing/2016/5/9/chartex" xmlns:cx4="http://schemas.microsoft.com/office/drawing/2016/5/10/chartex" xmlns:cx5="http://schemas.microsoft.com/office/drawing/2016/5/11/chartex" xmlns:cx6="http://schemas.microsoft.com/office/drawing/2016/5/12/chartex" xmlns:cx7="http://schemas.microsoft.com/office/drawing/2016/5/13/chartex" xmlns:cx8="http://schemas.microsoft.com/office/drawing/2016/5/14/chartex" xmlns:mc="http://schemas.openxmlformats.org/markup-compatibility/2006" xmlns:aink="http://schemas.microsoft.com/office/drawing/2016/ink" xmlns:am3d="http://schemas.microsoft.com/office/drawing/2017/model3d" xmlns:o="urn:schemas-microsoft-com:office:office" xmlns:r="http://schemas.openxmlformats.org/officeDocument/2006/relationships" xmlns:m="http://schemas.openxmlformats.org/officeDocument/2006/math" xmlns:v="urn:schemas-microsoft-com:vml" xmlns:wp14="http://schemas.microsoft.com/office/word/2010/wordprocessingDrawing" xmlns:wp="http://schemas.openxmlformats.org/drawingml/2006/wordprocessingDrawing" xmlns:w10="urn:schemas-microsoft-com:office:word" xmlns:w="http://schemas.openxmlformats.org/wordprocessingml/2006/main" xmlns:w14="http://schemas.microsoft.com/office/word/2010/wordml" xmlns:w15="http://schemas.microsoft.com/office/word/2012/wordml" xmlns:w16cex="http://schemas.microsoft.com/office/word/2018/wordml/cex" xmlns:w16cid="http://schemas.microsoft.com/office/word/2016/wordml/cid" xmlns:w16="http://schemas.microsoft.com/office/word/2018/wordml" xmlns:w16sdtdh="http://schemas.microsoft.com/office/word/2020/wordml/sdtdatahash" xmlns:w16se="http://schemas.microsoft.com/office/word/2015/wordml/symex" xmlns:wpg="http://schemas.microsoft.com/office/word/2010/wordprocessingGroup" xmlns:wpi="http://schemas.microsoft.com/office/word/2010/wordprocessingInk" xmlns:wne="http://schemas.microsoft.com/office/word/2006/wordml" xmlns:wps="http://schemas.microsoft.com/office/word/2010/wordprocessingShape" mc:Ignorable="w14 w15 w16se w16cid w16 w16cex w16sdtdh wp14">
+<w:footnotes xmlns:wpc="http://schemas.microsoft.com/office/word/2010/wordprocessingCanvas" xmlns:cx="http://schemas.microsoft.com/office/drawing/2014/chartex" xmlns:cx1="http://schemas.microsoft.com/office/drawing/2015/9/8/chartex" xmlns:cx2="http://schemas.microsoft.com/office/drawing/2015/10/21/chartex" xmlns:cx3="http://schemas.microsoft.com/office/drawing/2016/5/9/chartex" xmlns:cx4="http://schemas.microsoft.com/office/drawing/2016/5/10/chartex" xmlns:cx5="http://schemas.microsoft.com/office/drawing/2016/5/11/chartex" xmlns:cx6="http://schemas.microsoft.com/office/drawing/2016/5/12/chartex" xmlns:cx7="http://schemas.microsoft.com/office/drawing/2016/5/13/chartex" xmlns:cx8="http://schemas.microsoft.com/office/drawing/2016/5/14/chartex" xmlns:mc="http://schemas.openxmlformats.org/markup-compatibility/2006" xmlns:aink="http://schemas.microsoft.com/office/drawing/2016/ink" xmlns:am3d="http://schemas.microsoft.com/office/drawing/2017/model3d" xmlns:o="urn:schemas-microsoft-com:office:office" xmlns:oel="http://schemas.microsoft.com/office/2019/extlst" xmlns:r="http://schemas.openxmlformats.org/officeDocument/2006/relationships" xmlns:m="http://schemas.openxmlformats.org/officeDocument/2006/math" xmlns:v="urn:schemas-microsoft-com:vml" xmlns:wp14="http://schemas.microsoft.com/office/word/2010/wordprocessingDrawing" xmlns:wp="http://schemas.openxmlformats.org/drawingml/2006/wordprocessingDrawing" xmlns:w10="urn:schemas-microsoft-com:office:word" xmlns:w="http://schemas.openxmlformats.org/wordprocessingml/2006/main" xmlns:w14="http://schemas.microsoft.com/office/word/2010/wordml" xmlns:w15="http://schemas.microsoft.com/office/word/2012/wordml" xmlns:w16cex="http://schemas.microsoft.com/office/word/2018/wordml/cex" xmlns:w16cid="http://schemas.microsoft.com/office/word/2016/wordml/cid" xmlns:w16="http://schemas.microsoft.com/office/word/2018/wordml" xmlns:w16du="http://schemas.microsoft.com/office/word/2023/wordml/word16du" xmlns:w16sdtdh="http://schemas.microsoft.com/office/word/2020/wordml/sdtdatahash" xmlns:w16sdtfl="http://schemas.microsoft.com/office/word/2024/wordml/sdtformatlock" xmlns:w16se="http://schemas.microsoft.com/office/word/2015/wordml/symex" xmlns:wpg="http://schemas.microsoft.com/office/word/2010/wordprocessingGroup" xmlns:wpi="http://schemas.microsoft.com/office/word/2010/wordprocessingInk" xmlns:wne="http://schemas.microsoft.com/office/word/2006/wordml" xmlns:wps="http://schemas.microsoft.com/office/word/2010/wordprocessingShape" mc:Ignorable="w14 w15 w16se w16cid w16 w16cex w16sdtdh w16sdtfl w16du wp14">
   <w:footnote w:type="separator" w:id="-1">
     <w:p>
       <w:r>
@@ -3865,7 +4031,7 @@
 </file>
 
 <file path=word/header1.xml><?xml version="1.0" encoding="utf-8"?>
-<w:hdr xmlns:wpc="http://schemas.microsoft.com/office/word/2010/wordprocessingCanvas" xmlns:cx="http://schemas.microsoft.com/office/drawing/2014/chartex" xmlns:cx1="http://schemas.microsoft.com/office/drawing/2015/9/8/chartex" xmlns:cx2="http://schemas.microsoft.com/office/drawing/2015/10/21/chartex" xmlns:cx3="http://schemas.microsoft.com/office/drawing/2016/5/9/chartex" xmlns:cx4="http://schemas.microsoft.com/office/drawing/2016/5/10/chartex" xmlns:cx5="http://schemas.microsoft.com/office/drawing/2016/5/11/chartex" xmlns:cx6="http://schemas.microsoft.com/office/drawing/2016/5/12/chartex" xmlns:cx7="http://schemas.microsoft.com/office/drawing/2016/5/13/chartex" xmlns:cx8="http://schemas.microsoft.com/office/drawing/2016/5/14/chartex" xmlns:mc="http://schemas.openxmlformats.org/markup-compatibility/2006" xmlns:aink="http://schemas.microsoft.com/office/drawing/2016/ink" xmlns:am3d="http://schemas.microsoft.com/office/drawing/2017/model3d" xmlns:o="urn:schemas-microsoft-com:office:office" xmlns:r="http://schemas.openxmlformats.org/officeDocument/2006/relationships" xmlns:m="http://schemas.openxmlformats.org/officeDocument/2006/math" xmlns:v="urn:schemas-microsoft-com:vml" xmlns:wp14="http://schemas.microsoft.com/office/word/2010/wordprocessingDrawing" xmlns:wp="http://schemas.openxmlformats.org/drawingml/2006/wordprocessingDrawing" xmlns:w10="urn:schemas-microsoft-com:office:word" xmlns:w="http://schemas.openxmlformats.org/wordprocessingml/2006/main" xmlns:w14="http://schemas.microsoft.com/office/word/2010/wordml" xmlns:w15="http://schemas.microsoft.com/office/word/2012/wordml" xmlns:w16cex="http://schemas.microsoft.com/office/word/2018/wordml/cex" xmlns:w16cid="http://schemas.microsoft.com/office/word/2016/wordml/cid" xmlns:w16="http://schemas.microsoft.com/office/word/2018/wordml" xmlns:w16sdtdh="http://schemas.microsoft.com/office/word/2020/wordml/sdtdatahash" xmlns:w16se="http://schemas.microsoft.com/office/word/2015/wordml/symex" xmlns:wpg="http://schemas.microsoft.com/office/word/2010/wordprocessingGroup" xmlns:wpi="http://schemas.microsoft.com/office/word/2010/wordprocessingInk" xmlns:wne="http://schemas.microsoft.com/office/word/2006/wordml" xmlns:wps="http://schemas.microsoft.com/office/word/2010/wordprocessingShape" mc:Ignorable="w14 w15 w16se w16cid w16 w16cex w16sdtdh wp14">
+<w:hdr xmlns:wpc="http://schemas.microsoft.com/office/word/2010/wordprocessingCanvas" xmlns:cx="http://schemas.microsoft.com/office/drawing/2014/chartex" xmlns:cx1="http://schemas.microsoft.com/office/drawing/2015/9/8/chartex" xmlns:cx2="http://schemas.microsoft.com/office/drawing/2015/10/21/chartex" xmlns:cx3="http://schemas.microsoft.com/office/drawing/2016/5/9/chartex" xmlns:cx4="http://schemas.microsoft.com/office/drawing/2016/5/10/chartex" xmlns:cx5="http://schemas.microsoft.com/office/drawing/2016/5/11/chartex" xmlns:cx6="http://schemas.microsoft.com/office/drawing/2016/5/12/chartex" xmlns:cx7="http://schemas.microsoft.com/office/drawing/2016/5/13/chartex" xmlns:cx8="http://schemas.microsoft.com/office/drawing/2016/5/14/chartex" xmlns:mc="http://schemas.openxmlformats.org/markup-compatibility/2006" xmlns:aink="http://schemas.microsoft.com/office/drawing/2016/ink" xmlns:am3d="http://schemas.microsoft.com/office/drawing/2017/model3d" xmlns:o="urn:schemas-microsoft-com:office:office" xmlns:oel="http://schemas.microsoft.com/office/2019/extlst" xmlns:r="http://schemas.openxmlformats.org/officeDocument/2006/relationships" xmlns:m="http://schemas.openxmlformats.org/officeDocument/2006/math" xmlns:v="urn:schemas-microsoft-com:vml" xmlns:wp14="http://schemas.microsoft.com/office/word/2010/wordprocessingDrawing" xmlns:wp="http://schemas.openxmlformats.org/drawingml/2006/wordprocessingDrawing" xmlns:w10="urn:schemas-microsoft-com:office:word" xmlns:w="http://schemas.openxmlformats.org/wordprocessingml/2006/main" xmlns:w14="http://schemas.microsoft.com/office/word/2010/wordml" xmlns:w15="http://schemas.microsoft.com/office/word/2012/wordml" xmlns:w16cex="http://schemas.microsoft.com/office/word/2018/wordml/cex" xmlns:w16cid="http://schemas.microsoft.com/office/word/2016/wordml/cid" xmlns:w16="http://schemas.microsoft.com/office/word/2018/wordml" xmlns:w16du="http://schemas.microsoft.com/office/word/2023/wordml/word16du" xmlns:w16sdtdh="http://schemas.microsoft.com/office/word/2020/wordml/sdtdatahash" xmlns:w16sdtfl="http://schemas.microsoft.com/office/word/2024/wordml/sdtformatlock" xmlns:w16se="http://schemas.microsoft.com/office/word/2015/wordml/symex" xmlns:wpg="http://schemas.microsoft.com/office/word/2010/wordprocessingGroup" xmlns:wpi="http://schemas.microsoft.com/office/word/2010/wordprocessingInk" xmlns:wne="http://schemas.microsoft.com/office/word/2006/wordml" xmlns:wps="http://schemas.microsoft.com/office/word/2010/wordprocessingShape" mc:Ignorable="w14 w15 w16se w16cid w16 w16cex w16sdtdh w16sdtfl w16du wp14">
   <w:p>
     <w:pPr>
       <w:jc w:val="center"/>
@@ -3943,7 +4109,25 @@
         <w:sz w:val="20"/>
         <w:lang w:val="ru-RU"/>
       </w:rPr>
-      <w:t xml:space="preserve">«Московский государственный технический университет имени Н.Э. Баумана </w:t>
+      <w:t xml:space="preserve">«Московский государственный технический университет имени </w:t>
+    </w:r>
+    <w:proofErr w:type="gramStart"/>
+    <w:r>
+      <w:rPr>
+        <w:b/>
+        <w:sz w:val="20"/>
+        <w:lang w:val="ru-RU"/>
+      </w:rPr>
+      <w:t>Н.Э.</w:t>
+    </w:r>
+    <w:proofErr w:type="gramEnd"/>
+    <w:r>
+      <w:rPr>
+        <w:b/>
+        <w:sz w:val="20"/>
+        <w:lang w:val="ru-RU"/>
+      </w:rPr>
+      <w:t xml:space="preserve"> Баумана </w:t>
     </w:r>
   </w:p>
   <w:p>
@@ -3981,13 +4165,23 @@
       </w:rPr>
       <w:t xml:space="preserve">(МГТУ им. </w:t>
     </w:r>
+    <w:proofErr w:type="gramStart"/>
     <w:r>
       <w:rPr>
         <w:b/>
         <w:sz w:val="20"/>
         <w:lang w:val="ru-RU"/>
       </w:rPr>
-      <w:t>Н.Э. Баумана)</w:t>
+      <w:t>Н.Э.</w:t>
+    </w:r>
+    <w:proofErr w:type="gramEnd"/>
+    <w:r>
+      <w:rPr>
+        <w:b/>
+        <w:sz w:val="20"/>
+        <w:lang w:val="ru-RU"/>
+      </w:rPr>
+      <w:t xml:space="preserve"> Баумана)</w:t>
     </w:r>
   </w:p>
   <w:p>
@@ -4017,7 +4211,7 @@
 </file>
 
 <file path=word/header2.xml><?xml version="1.0" encoding="utf-8"?>
-<w:hdr xmlns:wpc="http://schemas.microsoft.com/office/word/2010/wordprocessingCanvas" xmlns:cx="http://schemas.microsoft.com/office/drawing/2014/chartex" xmlns:cx1="http://schemas.microsoft.com/office/drawing/2015/9/8/chartex" xmlns:cx2="http://schemas.microsoft.com/office/drawing/2015/10/21/chartex" xmlns:cx3="http://schemas.microsoft.com/office/drawing/2016/5/9/chartex" xmlns:cx4="http://schemas.microsoft.com/office/drawing/2016/5/10/chartex" xmlns:cx5="http://schemas.microsoft.com/office/drawing/2016/5/11/chartex" xmlns:cx6="http://schemas.microsoft.com/office/drawing/2016/5/12/chartex" xmlns:cx7="http://schemas.microsoft.com/office/drawing/2016/5/13/chartex" xmlns:cx8="http://schemas.microsoft.com/office/drawing/2016/5/14/chartex" xmlns:mc="http://schemas.openxmlformats.org/markup-compatibility/2006" xmlns:aink="http://schemas.microsoft.com/office/drawing/2016/ink" xmlns:am3d="http://schemas.microsoft.com/office/drawing/2017/model3d" xmlns:o="urn:schemas-microsoft-com:office:office" xmlns:r="http://schemas.openxmlformats.org/officeDocument/2006/relationships" xmlns:m="http://schemas.openxmlformats.org/officeDocument/2006/math" xmlns:v="urn:schemas-microsoft-com:vml" xmlns:wp14="http://schemas.microsoft.com/office/word/2010/wordprocessingDrawing" xmlns:wp="http://schemas.openxmlformats.org/drawingml/2006/wordprocessingDrawing" xmlns:w10="urn:schemas-microsoft-com:office:word" xmlns:w="http://schemas.openxmlformats.org/wordprocessingml/2006/main" xmlns:w14="http://schemas.microsoft.com/office/word/2010/wordml" xmlns:w15="http://schemas.microsoft.com/office/word/2012/wordml" xmlns:w16cex="http://schemas.microsoft.com/office/word/2018/wordml/cex" xmlns:w16cid="http://schemas.microsoft.com/office/word/2016/wordml/cid" xmlns:w16="http://schemas.microsoft.com/office/word/2018/wordml" xmlns:w16sdtdh="http://schemas.microsoft.com/office/word/2020/wordml/sdtdatahash" xmlns:w16se="http://schemas.microsoft.com/office/word/2015/wordml/symex" xmlns:wpg="http://schemas.microsoft.com/office/word/2010/wordprocessingGroup" xmlns:wpi="http://schemas.microsoft.com/office/word/2010/wordprocessingInk" xmlns:wne="http://schemas.microsoft.com/office/word/2006/wordml" xmlns:wps="http://schemas.microsoft.com/office/word/2010/wordprocessingShape" mc:Ignorable="w14 w15 w16se w16cid w16 w16cex w16sdtdh wp14">
+<w:hdr xmlns:wpc="http://schemas.microsoft.com/office/word/2010/wordprocessingCanvas" xmlns:cx="http://schemas.microsoft.com/office/drawing/2014/chartex" xmlns:cx1="http://schemas.microsoft.com/office/drawing/2015/9/8/chartex" xmlns:cx2="http://schemas.microsoft.com/office/drawing/2015/10/21/chartex" xmlns:cx3="http://schemas.microsoft.com/office/drawing/2016/5/9/chartex" xmlns:cx4="http://schemas.microsoft.com/office/drawing/2016/5/10/chartex" xmlns:cx5="http://schemas.microsoft.com/office/drawing/2016/5/11/chartex" xmlns:cx6="http://schemas.microsoft.com/office/drawing/2016/5/12/chartex" xmlns:cx7="http://schemas.microsoft.com/office/drawing/2016/5/13/chartex" xmlns:cx8="http://schemas.microsoft.com/office/drawing/2016/5/14/chartex" xmlns:mc="http://schemas.openxmlformats.org/markup-compatibility/2006" xmlns:aink="http://schemas.microsoft.com/office/drawing/2016/ink" xmlns:am3d="http://schemas.microsoft.com/office/drawing/2017/model3d" xmlns:o="urn:schemas-microsoft-com:office:office" xmlns:oel="http://schemas.microsoft.com/office/2019/extlst" xmlns:r="http://schemas.openxmlformats.org/officeDocument/2006/relationships" xmlns:m="http://schemas.openxmlformats.org/officeDocument/2006/math" xmlns:v="urn:schemas-microsoft-com:vml" xmlns:wp14="http://schemas.microsoft.com/office/word/2010/wordprocessingDrawing" xmlns:wp="http://schemas.openxmlformats.org/drawingml/2006/wordprocessingDrawing" xmlns:w10="urn:schemas-microsoft-com:office:word" xmlns:w="http://schemas.openxmlformats.org/wordprocessingml/2006/main" xmlns:w14="http://schemas.microsoft.com/office/word/2010/wordml" xmlns:w15="http://schemas.microsoft.com/office/word/2012/wordml" xmlns:w16cex="http://schemas.microsoft.com/office/word/2018/wordml/cex" xmlns:w16cid="http://schemas.microsoft.com/office/word/2016/wordml/cid" xmlns:w16="http://schemas.microsoft.com/office/word/2018/wordml" xmlns:w16du="http://schemas.microsoft.com/office/word/2023/wordml/word16du" xmlns:w16sdtdh="http://schemas.microsoft.com/office/word/2020/wordml/sdtdatahash" xmlns:w16sdtfl="http://schemas.microsoft.com/office/word/2024/wordml/sdtformatlock" xmlns:w16se="http://schemas.microsoft.com/office/word/2015/wordml/symex" xmlns:wpg="http://schemas.microsoft.com/office/word/2010/wordprocessingGroup" xmlns:wpi="http://schemas.microsoft.com/office/word/2010/wordprocessingInk" xmlns:wne="http://schemas.microsoft.com/office/word/2006/wordml" xmlns:wps="http://schemas.microsoft.com/office/word/2010/wordprocessingShape" mc:Ignorable="w14 w15 w16se w16cid w16 w16cex w16sdtdh w16sdtfl w16du wp14">
   <w:sdt>
     <w:sdtPr>
       <w:rPr>
@@ -4030,7 +4224,6 @@
         <w:docPartUnique/>
       </w:docPartObj>
     </w:sdtPr>
-    <w:sdtEndPr/>
     <w:sdtContent>
       <w:p>
         <w:pPr>
@@ -4095,7 +4288,7 @@
 </file>
 
 <file path=word/numbering.xml><?xml version="1.0" encoding="utf-8"?>
-<w:numbering xmlns:wpc="http://schemas.microsoft.com/office/word/2010/wordprocessingCanvas" xmlns:cx="http://schemas.microsoft.com/office/drawing/2014/chartex" xmlns:cx1="http://schemas.microsoft.com/office/drawing/2015/9/8/chartex" xmlns:cx2="http://schemas.microsoft.com/office/drawing/2015/10/21/chartex" xmlns:cx3="http://schemas.microsoft.com/office/drawing/2016/5/9/chartex" xmlns:cx4="http://schemas.microsoft.com/office/drawing/2016/5/10/chartex" xmlns:cx5="http://schemas.microsoft.com/office/drawing/2016/5/11/chartex" xmlns:cx6="http://schemas.microsoft.com/office/drawing/2016/5/12/chartex" xmlns:cx7="http://schemas.microsoft.com/office/drawing/2016/5/13/chartex" xmlns:cx8="http://schemas.microsoft.com/office/drawing/2016/5/14/chartex" xmlns:mc="http://schemas.openxmlformats.org/markup-compatibility/2006" xmlns:aink="http://schemas.microsoft.com/office/drawing/2016/ink" xmlns:am3d="http://schemas.microsoft.com/office/drawing/2017/model3d" xmlns:o="urn:schemas-microsoft-com:office:office" xmlns:r="http://schemas.openxmlformats.org/officeDocument/2006/relationships" xmlns:m="http://schemas.openxmlformats.org/officeDocument/2006/math" xmlns:v="urn:schemas-microsoft-com:vml" xmlns:wp14="http://schemas.microsoft.com/office/word/2010/wordprocessingDrawing" xmlns:wp="http://schemas.openxmlformats.org/drawingml/2006/wordprocessingDrawing" xmlns:w10="urn:schemas-microsoft-com:office:word" xmlns:w="http://schemas.openxmlformats.org/wordprocessingml/2006/main" xmlns:w14="http://schemas.microsoft.com/office/word/2010/wordml" xmlns:w15="http://schemas.microsoft.com/office/word/2012/wordml" xmlns:w16cex="http://schemas.microsoft.com/office/word/2018/wordml/cex" xmlns:w16cid="http://schemas.microsoft.com/office/word/2016/wordml/cid" xmlns:w16="http://schemas.microsoft.com/office/word/2018/wordml" xmlns:w16sdtdh="http://schemas.microsoft.com/office/word/2020/wordml/sdtdatahash" xmlns:w16se="http://schemas.microsoft.com/office/word/2015/wordml/symex" xmlns:wpg="http://schemas.microsoft.com/office/word/2010/wordprocessingGroup" xmlns:wpi="http://schemas.microsoft.com/office/word/2010/wordprocessingInk" xmlns:wne="http://schemas.microsoft.com/office/word/2006/wordml" xmlns:wps="http://schemas.microsoft.com/office/word/2010/wordprocessingShape" mc:Ignorable="w14 w15 w16se w16cid w16 w16cex w16sdtdh wp14">
+<w:numbering xmlns:wpc="http://schemas.microsoft.com/office/word/2010/wordprocessingCanvas" xmlns:cx="http://schemas.microsoft.com/office/drawing/2014/chartex" xmlns:cx1="http://schemas.microsoft.com/office/drawing/2015/9/8/chartex" xmlns:cx2="http://schemas.microsoft.com/office/drawing/2015/10/21/chartex" xmlns:cx3="http://schemas.microsoft.com/office/drawing/2016/5/9/chartex" xmlns:cx4="http://schemas.microsoft.com/office/drawing/2016/5/10/chartex" xmlns:cx5="http://schemas.microsoft.com/office/drawing/2016/5/11/chartex" xmlns:cx6="http://schemas.microsoft.com/office/drawing/2016/5/12/chartex" xmlns:cx7="http://schemas.microsoft.com/office/drawing/2016/5/13/chartex" xmlns:cx8="http://schemas.microsoft.com/office/drawing/2016/5/14/chartex" xmlns:mc="http://schemas.openxmlformats.org/markup-compatibility/2006" xmlns:aink="http://schemas.microsoft.com/office/drawing/2016/ink" xmlns:am3d="http://schemas.microsoft.com/office/drawing/2017/model3d" xmlns:o="urn:schemas-microsoft-com:office:office" xmlns:oel="http://schemas.microsoft.com/office/2019/extlst" xmlns:r="http://schemas.openxmlformats.org/officeDocument/2006/relationships" xmlns:m="http://schemas.openxmlformats.org/officeDocument/2006/math" xmlns:v="urn:schemas-microsoft-com:vml" xmlns:wp14="http://schemas.microsoft.com/office/word/2010/wordprocessingDrawing" xmlns:wp="http://schemas.openxmlformats.org/drawingml/2006/wordprocessingDrawing" xmlns:w10="urn:schemas-microsoft-com:office:word" xmlns:w="http://schemas.openxmlformats.org/wordprocessingml/2006/main" xmlns:w14="http://schemas.microsoft.com/office/word/2010/wordml" xmlns:w15="http://schemas.microsoft.com/office/word/2012/wordml" xmlns:w16cex="http://schemas.microsoft.com/office/word/2018/wordml/cex" xmlns:w16cid="http://schemas.microsoft.com/office/word/2016/wordml/cid" xmlns:w16="http://schemas.microsoft.com/office/word/2018/wordml" xmlns:w16du="http://schemas.microsoft.com/office/word/2023/wordml/word16du" xmlns:w16sdtdh="http://schemas.microsoft.com/office/word/2020/wordml/sdtdatahash" xmlns:w16sdtfl="http://schemas.microsoft.com/office/word/2024/wordml/sdtformatlock" xmlns:w16se="http://schemas.microsoft.com/office/word/2015/wordml/symex" xmlns:wpg="http://schemas.microsoft.com/office/word/2010/wordprocessingGroup" xmlns:wpi="http://schemas.microsoft.com/office/word/2010/wordprocessingInk" xmlns:wne="http://schemas.microsoft.com/office/word/2006/wordml" xmlns:wps="http://schemas.microsoft.com/office/word/2010/wordprocessingShape" mc:Ignorable="w14 w15 w16se w16cid w16 w16cex w16sdtdh w16sdtfl w16du wp14">
   <w:abstractNum w:abstractNumId="0" w15:restartNumberingAfterBreak="0">
     <w:nsid w:val="09A367DC"/>
     <w:multiLevelType w:val="hybridMultilevel"/>
@@ -4535,7 +4728,7 @@
       </w:pPr>
     </w:lvl>
   </w:abstractNum>
-  <w:num w:numId="1">
+  <w:num w:numId="1" w16cid:durableId="1462648733">
     <w:abstractNumId w:val="2"/>
     <w:lvlOverride w:ilvl="0">
       <w:startOverride w:val="1"/>
@@ -4565,23 +4758,23 @@
       <w:startOverride w:val="1"/>
     </w:lvlOverride>
   </w:num>
-  <w:num w:numId="2">
+  <w:num w:numId="2" w16cid:durableId="1027368207">
     <w:abstractNumId w:val="0"/>
   </w:num>
-  <w:num w:numId="3">
+  <w:num w:numId="3" w16cid:durableId="1214004701">
     <w:abstractNumId w:val="4"/>
   </w:num>
-  <w:num w:numId="4">
+  <w:num w:numId="4" w16cid:durableId="1002321927">
     <w:abstractNumId w:val="1"/>
   </w:num>
-  <w:num w:numId="5">
+  <w:num w:numId="5" w16cid:durableId="1810248803">
     <w:abstractNumId w:val="3"/>
   </w:num>
 </w:numbering>
 </file>
 
 <file path=word/styles.xml><?xml version="1.0" encoding="utf-8"?>
-<w:styles xmlns:mc="http://schemas.openxmlformats.org/markup-compatibility/2006" xmlns:r="http://schemas.openxmlformats.org/officeDocument/2006/relationships" xmlns:w="http://schemas.openxmlformats.org/wordprocessingml/2006/main" xmlns:w14="http://schemas.microsoft.com/office/word/2010/wordml" xmlns:w15="http://schemas.microsoft.com/office/word/2012/wordml" xmlns:w16cex="http://schemas.microsoft.com/office/word/2018/wordml/cex" xmlns:w16cid="http://schemas.microsoft.com/office/word/2016/wordml/cid" xmlns:w16="http://schemas.microsoft.com/office/word/2018/wordml" xmlns:w16sdtdh="http://schemas.microsoft.com/office/word/2020/wordml/sdtdatahash" xmlns:w16se="http://schemas.microsoft.com/office/word/2015/wordml/symex" mc:Ignorable="w14 w15 w16se w16cid w16 w16cex w16sdtdh">
+<w:styles xmlns:mc="http://schemas.openxmlformats.org/markup-compatibility/2006" xmlns:r="http://schemas.openxmlformats.org/officeDocument/2006/relationships" xmlns:w="http://schemas.openxmlformats.org/wordprocessingml/2006/main" xmlns:w14="http://schemas.microsoft.com/office/word/2010/wordml" xmlns:w15="http://schemas.microsoft.com/office/word/2012/wordml" xmlns:w16cex="http://schemas.microsoft.com/office/word/2018/wordml/cex" xmlns:w16cid="http://schemas.microsoft.com/office/word/2016/wordml/cid" xmlns:w16="http://schemas.microsoft.com/office/word/2018/wordml" xmlns:w16du="http://schemas.microsoft.com/office/word/2023/wordml/word16du" xmlns:w16sdtdh="http://schemas.microsoft.com/office/word/2020/wordml/sdtdatahash" xmlns:w16sdtfl="http://schemas.microsoft.com/office/word/2024/wordml/sdtformatlock" xmlns:w16se="http://schemas.microsoft.com/office/word/2015/wordml/symex" mc:Ignorable="w14 w15 w16se w16cid w16 w16cex w16sdtdh w16sdtfl w16du">
   <w:docDefaults>
     <w:rPrDefault>
       <w:rPr>
@@ -4705,6 +4898,7 @@
     <w:lsdException w:name="HTML Sample" w:semiHidden="1" w:unhideWhenUsed="1"/>
     <w:lsdException w:name="HTML Typewriter" w:semiHidden="1" w:unhideWhenUsed="1"/>
     <w:lsdException w:name="HTML Variable" w:semiHidden="1" w:unhideWhenUsed="1"/>
+    <w:lsdException w:name="Normal Table" w:semiHidden="1" w:unhideWhenUsed="1"/>
     <w:lsdException w:name="annotation subject" w:semiHidden="1" w:unhideWhenUsed="1"/>
     <w:lsdException w:name="No List" w:semiHidden="1" w:unhideWhenUsed="1"/>
     <w:lsdException w:name="Outline List 1" w:semiHidden="1" w:unhideWhenUsed="1"/>
@@ -4747,8 +4941,11 @@
     <w:lsdException w:name="Table Contemporary" w:semiHidden="1" w:unhideWhenUsed="1"/>
     <w:lsdException w:name="Table Elegant" w:semiHidden="1" w:unhideWhenUsed="1"/>
     <w:lsdException w:name="Table Professional" w:semiHidden="1" w:unhideWhenUsed="1"/>
+    <w:lsdException w:name="Table Subtle 1" w:semiHidden="1" w:unhideWhenUsed="1"/>
     <w:lsdException w:name="Table Subtle 2" w:semiHidden="1" w:unhideWhenUsed="1"/>
     <w:lsdException w:name="Table Web 1" w:semiHidden="1" w:unhideWhenUsed="1"/>
+    <w:lsdException w:name="Table Web 2" w:semiHidden="1" w:unhideWhenUsed="1"/>
+    <w:lsdException w:name="Table Web 3" w:semiHidden="1" w:unhideWhenUsed="1"/>
     <w:lsdException w:name="Balloon Text" w:semiHidden="1" w:unhideWhenUsed="1"/>
     <w:lsdException w:name="Table Grid" w:uiPriority="59"/>
     <w:lsdException w:name="Table Theme" w:semiHidden="1" w:unhideWhenUsed="1"/>
@@ -5242,7 +5439,7 @@
 </file>
 
 <file path=word/glossary/document.xml><?xml version="1.0" encoding="utf-8"?>
-<w:glossaryDocument xmlns:wpc="http://schemas.microsoft.com/office/word/2010/wordprocessingCanvas" xmlns:cx="http://schemas.microsoft.com/office/drawing/2014/chartex" xmlns:cx1="http://schemas.microsoft.com/office/drawing/2015/9/8/chartex" xmlns:cx2="http://schemas.microsoft.com/office/drawing/2015/10/21/chartex" xmlns:cx3="http://schemas.microsoft.com/office/drawing/2016/5/9/chartex" xmlns:cx4="http://schemas.microsoft.com/office/drawing/2016/5/10/chartex" xmlns:cx5="http://schemas.microsoft.com/office/drawing/2016/5/11/chartex" xmlns:cx6="http://schemas.microsoft.com/office/drawing/2016/5/12/chartex" xmlns:cx7="http://schemas.microsoft.com/office/drawing/2016/5/13/chartex" xmlns:cx8="http://schemas.microsoft.com/office/drawing/2016/5/14/chartex" xmlns:mc="http://schemas.openxmlformats.org/markup-compatibility/2006" xmlns:aink="http://schemas.microsoft.com/office/drawing/2016/ink" xmlns:am3d="http://schemas.microsoft.com/office/drawing/2017/model3d" xmlns:o="urn:schemas-microsoft-com:office:office" xmlns:r="http://schemas.openxmlformats.org/officeDocument/2006/relationships" xmlns:m="http://schemas.openxmlformats.org/officeDocument/2006/math" xmlns:v="urn:schemas-microsoft-com:vml" xmlns:wp14="http://schemas.microsoft.com/office/word/2010/wordprocessingDrawing" xmlns:wp="http://schemas.openxmlformats.org/drawingml/2006/wordprocessingDrawing" xmlns:w10="urn:schemas-microsoft-com:office:word" xmlns:w="http://schemas.openxmlformats.org/wordprocessingml/2006/main" xmlns:w14="http://schemas.microsoft.com/office/word/2010/wordml" xmlns:w15="http://schemas.microsoft.com/office/word/2012/wordml" xmlns:w16cex="http://schemas.microsoft.com/office/word/2018/wordml/cex" xmlns:w16cid="http://schemas.microsoft.com/office/word/2016/wordml/cid" xmlns:w16="http://schemas.microsoft.com/office/word/2018/wordml" xmlns:w16sdtdh="http://schemas.microsoft.com/office/word/2020/wordml/sdtdatahash" xmlns:w16se="http://schemas.microsoft.com/office/word/2015/wordml/symex" xmlns:wpg="http://schemas.microsoft.com/office/word/2010/wordprocessingGroup" xmlns:wpi="http://schemas.microsoft.com/office/word/2010/wordprocessingInk" xmlns:wne="http://schemas.microsoft.com/office/word/2006/wordml" xmlns:wps="http://schemas.microsoft.com/office/word/2010/wordprocessingShape" mc:Ignorable="w14 w15 w16se w16cid w16 w16cex w16sdtdh wp14">
+<w:glossaryDocument xmlns:wpc="http://schemas.microsoft.com/office/word/2010/wordprocessingCanvas" xmlns:cx="http://schemas.microsoft.com/office/drawing/2014/chartex" xmlns:cx1="http://schemas.microsoft.com/office/drawing/2015/9/8/chartex" xmlns:cx2="http://schemas.microsoft.com/office/drawing/2015/10/21/chartex" xmlns:cx3="http://schemas.microsoft.com/office/drawing/2016/5/9/chartex" xmlns:cx4="http://schemas.microsoft.com/office/drawing/2016/5/10/chartex" xmlns:cx5="http://schemas.microsoft.com/office/drawing/2016/5/11/chartex" xmlns:cx6="http://schemas.microsoft.com/office/drawing/2016/5/12/chartex" xmlns:cx7="http://schemas.microsoft.com/office/drawing/2016/5/13/chartex" xmlns:cx8="http://schemas.microsoft.com/office/drawing/2016/5/14/chartex" xmlns:mc="http://schemas.openxmlformats.org/markup-compatibility/2006" xmlns:aink="http://schemas.microsoft.com/office/drawing/2016/ink" xmlns:am3d="http://schemas.microsoft.com/office/drawing/2017/model3d" xmlns:o="urn:schemas-microsoft-com:office:office" xmlns:oel="http://schemas.microsoft.com/office/2019/extlst" xmlns:r="http://schemas.openxmlformats.org/officeDocument/2006/relationships" xmlns:m="http://schemas.openxmlformats.org/officeDocument/2006/math" xmlns:v="urn:schemas-microsoft-com:vml" xmlns:wp14="http://schemas.microsoft.com/office/word/2010/wordprocessingDrawing" xmlns:wp="http://schemas.openxmlformats.org/drawingml/2006/wordprocessingDrawing" xmlns:w10="urn:schemas-microsoft-com:office:word" xmlns:w="http://schemas.openxmlformats.org/wordprocessingml/2006/main" xmlns:w14="http://schemas.microsoft.com/office/word/2010/wordml" xmlns:w15="http://schemas.microsoft.com/office/word/2012/wordml" xmlns:w16cex="http://schemas.microsoft.com/office/word/2018/wordml/cex" xmlns:w16cid="http://schemas.microsoft.com/office/word/2016/wordml/cid" xmlns:w16="http://schemas.microsoft.com/office/word/2018/wordml" xmlns:w16du="http://schemas.microsoft.com/office/word/2023/wordml/word16du" xmlns:w16sdtdh="http://schemas.microsoft.com/office/word/2020/wordml/sdtdatahash" xmlns:w16sdtfl="http://schemas.microsoft.com/office/word/2024/wordml/sdtformatlock" xmlns:w16se="http://schemas.microsoft.com/office/word/2015/wordml/symex" xmlns:wpg="http://schemas.microsoft.com/office/word/2010/wordprocessingGroup" xmlns:wpi="http://schemas.microsoft.com/office/word/2010/wordprocessingInk" xmlns:wne="http://schemas.microsoft.com/office/word/2006/wordml" xmlns:wps="http://schemas.microsoft.com/office/word/2010/wordprocessingShape" mc:Ignorable="w14 w15 w16se w16cid w16 w16cex w16sdtdh w16sdtfl w16du wp14">
   <w:docParts>
     <w:docPart>
       <w:docPartPr>
@@ -5374,7 +5571,7 @@
 </file>
 
 <file path=word/glossary/fontTable.xml><?xml version="1.0" encoding="utf-8"?>
-<w:fonts xmlns:mc="http://schemas.openxmlformats.org/markup-compatibility/2006" xmlns:r="http://schemas.openxmlformats.org/officeDocument/2006/relationships" xmlns:w="http://schemas.openxmlformats.org/wordprocessingml/2006/main" xmlns:w14="http://schemas.microsoft.com/office/word/2010/wordml" xmlns:w15="http://schemas.microsoft.com/office/word/2012/wordml" xmlns:w16cex="http://schemas.microsoft.com/office/word/2018/wordml/cex" xmlns:w16cid="http://schemas.microsoft.com/office/word/2016/wordml/cid" xmlns:w16="http://schemas.microsoft.com/office/word/2018/wordml" xmlns:w16sdtdh="http://schemas.microsoft.com/office/word/2020/wordml/sdtdatahash" xmlns:w16se="http://schemas.microsoft.com/office/word/2015/wordml/symex" mc:Ignorable="w14 w15 w16se w16cid w16 w16cex w16sdtdh">
+<w:fonts xmlns:mc="http://schemas.openxmlformats.org/markup-compatibility/2006" xmlns:r="http://schemas.openxmlformats.org/officeDocument/2006/relationships" xmlns:w="http://schemas.openxmlformats.org/wordprocessingml/2006/main" xmlns:w14="http://schemas.microsoft.com/office/word/2010/wordml" xmlns:w15="http://schemas.microsoft.com/office/word/2012/wordml" xmlns:w16cex="http://schemas.microsoft.com/office/word/2018/wordml/cex" xmlns:w16cid="http://schemas.microsoft.com/office/word/2016/wordml/cid" xmlns:w16="http://schemas.microsoft.com/office/word/2018/wordml" xmlns:w16du="http://schemas.microsoft.com/office/word/2023/wordml/word16du" xmlns:w16sdtdh="http://schemas.microsoft.com/office/word/2020/wordml/sdtdatahash" xmlns:w16sdtfl="http://schemas.microsoft.com/office/word/2024/wordml/sdtformatlock" xmlns:w16se="http://schemas.microsoft.com/office/word/2015/wordml/symex" mc:Ignorable="w14 w15 w16se w16cid w16 w16cex w16sdtdh w16sdtfl w16du">
   <w:font w:name="Times New Roman">
     <w:panose1 w:val="02020603050405020304"/>
     <w:charset w:val="CC"/>
@@ -5417,18 +5614,25 @@
     <w:pitch w:val="variable"/>
     <w:sig w:usb0="E00006FF" w:usb1="420024FF" w:usb2="02000000" w:usb3="00000000" w:csb0="0000019F" w:csb1="00000000"/>
   </w:font>
-  <w:font w:name="Calibri Light">
-    <w:panose1 w:val="020F0302020204030204"/>
-    <w:charset w:val="CC"/>
+  <w:font w:name="Aptos">
+    <w:panose1 w:val="020B0004020202020204"/>
+    <w:charset w:val="00"/>
     <w:family w:val="swiss"/>
     <w:pitch w:val="variable"/>
-    <w:sig w:usb0="A0002AEF" w:usb1="4000207B" w:usb2="00000000" w:usb3="00000000" w:csb0="000001FF" w:csb1="00000000"/>
+    <w:sig w:usb0="20000287" w:usb1="00000003" w:usb2="00000000" w:usb3="00000000" w:csb0="0000019F" w:csb1="00000000"/>
+  </w:font>
+  <w:font w:name="Aptos Display">
+    <w:panose1 w:val="020B0004020202020204"/>
+    <w:charset w:val="00"/>
+    <w:family w:val="swiss"/>
+    <w:pitch w:val="variable"/>
+    <w:sig w:usb0="20000287" w:usb1="00000003" w:usb2="00000000" w:usb3="00000000" w:csb0="0000019F" w:csb1="00000000"/>
   </w:font>
 </w:fonts>
 </file>
 
 <file path=word/glossary/settings.xml><?xml version="1.0" encoding="utf-8"?>
-<w:settings xmlns:mc="http://schemas.openxmlformats.org/markup-compatibility/2006" xmlns:o="urn:schemas-microsoft-com:office:office" xmlns:r="http://schemas.openxmlformats.org/officeDocument/2006/relationships" xmlns:m="http://schemas.openxmlformats.org/officeDocument/2006/math" xmlns:v="urn:schemas-microsoft-com:vml" xmlns:w10="urn:schemas-microsoft-com:office:word" xmlns:w="http://schemas.openxmlformats.org/wordprocessingml/2006/main" xmlns:w14="http://schemas.microsoft.com/office/word/2010/wordml" xmlns:w15="http://schemas.microsoft.com/office/word/2012/wordml" xmlns:w16cex="http://schemas.microsoft.com/office/word/2018/wordml/cex" xmlns:w16cid="http://schemas.microsoft.com/office/word/2016/wordml/cid" xmlns:w16="http://schemas.microsoft.com/office/word/2018/wordml" xmlns:w16sdtdh="http://schemas.microsoft.com/office/word/2020/wordml/sdtdatahash" xmlns:w16se="http://schemas.microsoft.com/office/word/2015/wordml/symex" xmlns:sl="http://schemas.openxmlformats.org/schemaLibrary/2006/main" mc:Ignorable="w14 w15 w16se w16cid w16 w16cex w16sdtdh">
+<w:settings xmlns:mc="http://schemas.openxmlformats.org/markup-compatibility/2006" xmlns:o="urn:schemas-microsoft-com:office:office" xmlns:r="http://schemas.openxmlformats.org/officeDocument/2006/relationships" xmlns:m="http://schemas.openxmlformats.org/officeDocument/2006/math" xmlns:v="urn:schemas-microsoft-com:vml" xmlns:w10="urn:schemas-microsoft-com:office:word" xmlns:w="http://schemas.openxmlformats.org/wordprocessingml/2006/main" xmlns:w14="http://schemas.microsoft.com/office/word/2010/wordml" xmlns:w15="http://schemas.microsoft.com/office/word/2012/wordml" xmlns:w16cex="http://schemas.microsoft.com/office/word/2018/wordml/cex" xmlns:w16cid="http://schemas.microsoft.com/office/word/2016/wordml/cid" xmlns:w16="http://schemas.microsoft.com/office/word/2018/wordml" xmlns:w16du="http://schemas.microsoft.com/office/word/2023/wordml/word16du" xmlns:w16sdtdh="http://schemas.microsoft.com/office/word/2020/wordml/sdtdatahash" xmlns:w16sdtfl="http://schemas.microsoft.com/office/word/2024/wordml/sdtformatlock" xmlns:w16se="http://schemas.microsoft.com/office/word/2015/wordml/symex" xmlns:sl="http://schemas.openxmlformats.org/schemaLibrary/2006/main" mc:Ignorable="w14 w15 w16se w16cid w16 w16cex w16sdtdh w16sdtfl w16du">
   <w:view w:val="normal"/>
   <w:revisionView w:inkAnnotations="0"/>
   <w:defaultTabStop w:val="708"/>
@@ -5449,8 +5653,12 @@
     <w:rsid w:val="005E4BF7"/>
     <w:rsid w:val="006C5E67"/>
     <w:rsid w:val="007060C3"/>
+    <w:rsid w:val="00812189"/>
     <w:rsid w:val="00CA7BFA"/>
+    <w:rsid w:val="00DA0B3C"/>
+    <w:rsid w:val="00E058DD"/>
     <w:rsid w:val="00E17158"/>
+    <w:rsid w:val="00EA11D3"/>
   </w:rsids>
   <m:mathPr>
     <m:mathFont m:val="Cambria Math"/>
@@ -5474,7 +5682,7 @@
 </file>
 
 <file path=word/glossary/styles.xml><?xml version="1.0" encoding="utf-8"?>
-<w:styles xmlns:mc="http://schemas.openxmlformats.org/markup-compatibility/2006" xmlns:r="http://schemas.openxmlformats.org/officeDocument/2006/relationships" xmlns:w="http://schemas.openxmlformats.org/wordprocessingml/2006/main" xmlns:w14="http://schemas.microsoft.com/office/word/2010/wordml" xmlns:w15="http://schemas.microsoft.com/office/word/2012/wordml" xmlns:w16cex="http://schemas.microsoft.com/office/word/2018/wordml/cex" xmlns:w16cid="http://schemas.microsoft.com/office/word/2016/wordml/cid" xmlns:w16="http://schemas.microsoft.com/office/word/2018/wordml" xmlns:w16sdtdh="http://schemas.microsoft.com/office/word/2020/wordml/sdtdatahash" xmlns:w16se="http://schemas.microsoft.com/office/word/2015/wordml/symex" mc:Ignorable="w14 w15 w16se w16cid w16 w16cex w16sdtdh">
+<w:styles xmlns:mc="http://schemas.openxmlformats.org/markup-compatibility/2006" xmlns:r="http://schemas.openxmlformats.org/officeDocument/2006/relationships" xmlns:w="http://schemas.openxmlformats.org/wordprocessingml/2006/main" xmlns:w14="http://schemas.microsoft.com/office/word/2010/wordml" xmlns:w15="http://schemas.microsoft.com/office/word/2012/wordml" xmlns:w16cex="http://schemas.microsoft.com/office/word/2018/wordml/cex" xmlns:w16cid="http://schemas.microsoft.com/office/word/2016/wordml/cid" xmlns:w16="http://schemas.microsoft.com/office/word/2018/wordml" xmlns:w16du="http://schemas.microsoft.com/office/word/2023/wordml/word16du" xmlns:w16sdtdh="http://schemas.microsoft.com/office/word/2020/wordml/sdtdatahash" xmlns:w16sdtfl="http://schemas.microsoft.com/office/word/2024/wordml/sdtformatlock" xmlns:w16se="http://schemas.microsoft.com/office/word/2015/wordml/symex" mc:Ignorable="w14 w15 w16se w16cid w16 w16cex w16sdtdh w16sdtfl w16du">
   <w:docDefaults>
     <w:rPrDefault>
       <w:rPr>
@@ -5596,6 +5804,7 @@
     <w:lsdException w:name="HTML Sample" w:semiHidden="1" w:unhideWhenUsed="1"/>
     <w:lsdException w:name="HTML Typewriter" w:semiHidden="1" w:unhideWhenUsed="1"/>
     <w:lsdException w:name="HTML Variable" w:semiHidden="1" w:unhideWhenUsed="1"/>
+    <w:lsdException w:name="Normal Table" w:semiHidden="1" w:unhideWhenUsed="1"/>
     <w:lsdException w:name="annotation subject" w:semiHidden="1" w:unhideWhenUsed="1"/>
     <w:lsdException w:name="No List" w:semiHidden="1" w:unhideWhenUsed="1"/>
     <w:lsdException w:name="Outline List 1" w:semiHidden="1" w:unhideWhenUsed="1"/>
@@ -5638,8 +5847,11 @@
     <w:lsdException w:name="Table Contemporary" w:semiHidden="1" w:unhideWhenUsed="1"/>
     <w:lsdException w:name="Table Elegant" w:semiHidden="1" w:unhideWhenUsed="1"/>
     <w:lsdException w:name="Table Professional" w:semiHidden="1" w:unhideWhenUsed="1"/>
+    <w:lsdException w:name="Table Subtle 1" w:semiHidden="1" w:unhideWhenUsed="1"/>
     <w:lsdException w:name="Table Subtle 2" w:semiHidden="1" w:unhideWhenUsed="1"/>
     <w:lsdException w:name="Table Web 1" w:semiHidden="1" w:unhideWhenUsed="1"/>
+    <w:lsdException w:name="Table Web 2" w:semiHidden="1" w:unhideWhenUsed="1"/>
+    <w:lsdException w:name="Table Web 3" w:semiHidden="1" w:unhideWhenUsed="1"/>
     <w:lsdException w:name="Balloon Text" w:semiHidden="1" w:unhideWhenUsed="1"/>
     <w:lsdException w:name="Table Grid" w:uiPriority="39"/>
     <w:lsdException w:name="Table Theme" w:semiHidden="1" w:unhideWhenUsed="1"/>
@@ -5925,7 +6137,7 @@
 </file>
 
 <file path=word/glossary/webSettings.xml><?xml version="1.0" encoding="utf-8"?>
-<w:webSettings xmlns:mc="http://schemas.openxmlformats.org/markup-compatibility/2006" xmlns:r="http://schemas.openxmlformats.org/officeDocument/2006/relationships" xmlns:w="http://schemas.openxmlformats.org/wordprocessingml/2006/main" xmlns:w14="http://schemas.microsoft.com/office/word/2010/wordml" xmlns:w15="http://schemas.microsoft.com/office/word/2012/wordml" xmlns:w16cex="http://schemas.microsoft.com/office/word/2018/wordml/cex" xmlns:w16cid="http://schemas.microsoft.com/office/word/2016/wordml/cid" xmlns:w16="http://schemas.microsoft.com/office/word/2018/wordml" xmlns:w16sdtdh="http://schemas.microsoft.com/office/word/2020/wordml/sdtdatahash" xmlns:w16se="http://schemas.microsoft.com/office/word/2015/wordml/symex" mc:Ignorable="w14 w15 w16se w16cid w16 w16cex w16sdtdh">
+<w:webSettings xmlns:mc="http://schemas.openxmlformats.org/markup-compatibility/2006" xmlns:r="http://schemas.openxmlformats.org/officeDocument/2006/relationships" xmlns:w="http://schemas.openxmlformats.org/wordprocessingml/2006/main" xmlns:w14="http://schemas.microsoft.com/office/word/2010/wordml" xmlns:w15="http://schemas.microsoft.com/office/word/2012/wordml" xmlns:w16cex="http://schemas.microsoft.com/office/word/2018/wordml/cex" xmlns:w16cid="http://schemas.microsoft.com/office/word/2016/wordml/cid" xmlns:w16="http://schemas.microsoft.com/office/word/2018/wordml" xmlns:w16du="http://schemas.microsoft.com/office/word/2023/wordml/word16du" xmlns:w16sdtdh="http://schemas.microsoft.com/office/word/2020/wordml/sdtdatahash" xmlns:w16sdtfl="http://schemas.microsoft.com/office/word/2024/wordml/sdtformatlock" xmlns:w16se="http://schemas.microsoft.com/office/word/2015/wordml/symex" mc:Ignorable="w14 w15 w16se w16cid w16 w16cex w16sdtdh w16sdtfl w16du">
   <w:optimizeForBrowser/>
   <w:allowPNG/>
 </w:webSettings>
